--- a/docs/report/Battery_HVAC_Performance_Tests/Operational_HVAC_ON/bms_operational_hvac_on_report.docx
+++ b/docs/report/Battery_HVAC_Performance_Tests/Operational_HVAC_ON/bms_operational_hvac_on_report.docx
@@ -84,7 +84,7 @@
         <w:t xml:space="preserve">Test Duration: </w:t>
       </w:r>
       <w:r>
-        <w:t>3599.00 s (59.98 mins)</w:t>
+        <w:t>1799.91 s (30.00 mins)</w:t>
         <w:br/>
       </w:r>
     </w:p>
@@ -104,7 +104,7 @@
         <w:t xml:space="preserve">• Average Total Power: </w:t>
       </w:r>
       <w:r>
-        <w:t>9.0840 kW</w:t>
+        <w:t>1.3255 kW</w:t>
         <w:br/>
       </w:r>
       <w:r>
@@ -114,7 +114,7 @@
         <w:t xml:space="preserve">• Total Energy Consumed during Test: </w:t>
       </w:r>
       <w:r>
-        <w:t>9.0801 kWh</w:t>
+        <w:t>0.6627 kWh</w:t>
         <w:br/>
       </w:r>
       <w:r>
@@ -127,7 +127,7 @@
         <w:rPr>
           <w:b/>
         </w:rPr>
-        <w:t>11.35 Hours</w:t>
+        <w:t>77.76 Hours</w:t>
         <w:br/>
       </w:r>
       <w:r>
@@ -233,7 +233,7 @@
           </w:tcPr>
           <w:p>
             <w:r>
-              <w:t>127.9 V</w:t>
+              <w:t>127.3 V</w:t>
             </w:r>
           </w:p>
         </w:tc>
@@ -243,7 +243,7 @@
           </w:tcPr>
           <w:p>
             <w:r>
-              <w:t>127.9 V</w:t>
+              <w:t>127.3 V</w:t>
             </w:r>
           </w:p>
         </w:tc>
@@ -275,7 +275,7 @@
           </w:tcPr>
           <w:p>
             <w:r>
-              <w:t>127.9 V</w:t>
+              <w:t>127.6 V</w:t>
             </w:r>
           </w:p>
         </w:tc>
@@ -285,7 +285,7 @@
           </w:tcPr>
           <w:p>
             <w:r>
-              <w:t>127.9 V</w:t>
+              <w:t>127.6 V</w:t>
             </w:r>
           </w:p>
         </w:tc>
@@ -317,7 +317,7 @@
           </w:tcPr>
           <w:p>
             <w:r>
-              <w:t>127.90 V</w:t>
+              <w:t>127.55 V</w:t>
             </w:r>
           </w:p>
         </w:tc>
@@ -327,7 +327,7 @@
           </w:tcPr>
           <w:p>
             <w:r>
-              <w:t>127.90 V</w:t>
+              <w:t>127.56 V</w:t>
             </w:r>
           </w:p>
         </w:tc>
@@ -359,7 +359,7 @@
           </w:tcPr>
           <w:p>
             <w:r>
-              <w:t>-29.827 A</w:t>
+              <w:t>2.600 A</w:t>
             </w:r>
           </w:p>
         </w:tc>
@@ -369,7 +369,7 @@
           </w:tcPr>
           <w:p>
             <w:r>
-              <w:t>-30.762 A</w:t>
+              <w:t>2.100 A</w:t>
             </w:r>
           </w:p>
         </w:tc>
@@ -401,7 +401,7 @@
           </w:tcPr>
           <w:p>
             <w:r>
-              <w:t>173.920 A</w:t>
+              <w:t>25.000 A</w:t>
             </w:r>
           </w:p>
         </w:tc>
@@ -411,7 +411,7 @@
           </w:tcPr>
           <w:p>
             <w:r>
-              <w:t>177.865 A</w:t>
+              <w:t>25.300 A</w:t>
             </w:r>
           </w:p>
         </w:tc>
@@ -443,7 +443,7 @@
           </w:tcPr>
           <w:p>
             <w:r>
-              <w:t>35.136 A</w:t>
+              <w:t>5.415 A</w:t>
             </w:r>
           </w:p>
         </w:tc>
@@ -453,7 +453,7 @@
           </w:tcPr>
           <w:p>
             <w:r>
-              <w:t>35.888 A</w:t>
+              <w:t>4.978 A</w:t>
             </w:r>
           </w:p>
         </w:tc>
@@ -485,7 +485,7 @@
           </w:tcPr>
           <w:p>
             <w:r>
-              <w:t>-3.815 kW</w:t>
+              <w:t>0.332 kW</w:t>
             </w:r>
           </w:p>
         </w:tc>
@@ -495,7 +495,7 @@
           </w:tcPr>
           <w:p>
             <w:r>
-              <w:t>-3.934 kW</w:t>
+              <w:t>0.268 kW</w:t>
             </w:r>
           </w:p>
         </w:tc>
@@ -505,7 +505,7 @@
           </w:tcPr>
           <w:p>
             <w:r>
-              <w:t>-7.749 kW</w:t>
+              <w:t>0.599 kW</w:t>
             </w:r>
           </w:p>
         </w:tc>
@@ -527,7 +527,7 @@
           </w:tcPr>
           <w:p>
             <w:r>
-              <w:t>22.244 kW</w:t>
+              <w:t>3.185 kW</w:t>
             </w:r>
           </w:p>
         </w:tc>
@@ -537,7 +537,7 @@
           </w:tcPr>
           <w:p>
             <w:r>
-              <w:t>22.749 kW</w:t>
+              <w:t>3.221 kW</w:t>
             </w:r>
           </w:p>
         </w:tc>
@@ -547,7 +547,7 @@
           </w:tcPr>
           <w:p>
             <w:r>
-              <w:t>44.972 kW</w:t>
+              <w:t>6.378 kW</w:t>
             </w:r>
           </w:p>
         </w:tc>
@@ -569,7 +569,7 @@
           </w:tcPr>
           <w:p>
             <w:r>
-              <w:t>4.494 kW</w:t>
+              <w:t>0.691 kW</w:t>
             </w:r>
           </w:p>
         </w:tc>
@@ -579,7 +579,7 @@
           </w:tcPr>
           <w:p>
             <w:r>
-              <w:t>4.590 kW</w:t>
+              <w:t>0.635 kW</w:t>
             </w:r>
           </w:p>
         </w:tc>
@@ -589,7 +589,7 @@
           </w:tcPr>
           <w:p>
             <w:r>
-              <w:t>9.084 kW</w:t>
+              <w:t>1.326 kW</w:t>
             </w:r>
           </w:p>
         </w:tc>
